--- a/Assignments/Prompt_Engineering_Tasks/PROMPT to GENERATE TEST PLAN using RICE POT Framework.docx
+++ b/Assignments/Prompt_Engineering_Tasks/PROMPT to GENERATE TEST PLAN using RICE POT Framework.docx
@@ -746,7 +746,7 @@
           <w:rPr>
             <w:rStyle w:val="Hyperlink"/>
           </w:rPr>
-          <w:t>Test Plan Template</w:t>
+          <w:t>Test Plan</w:t>
         </w:r>
       </w:hyperlink>
     </w:p>
